--- a/docs/SCI_SE_4.Product-Backlog.docx
+++ b/docs/SCI_SE_4.Product-Backlog.docx
@@ -7,7 +7,7 @@
         <w:pBdr>
           <w:top w:val="thinThickThinSmallGap" w:sz="24" w:space="1" w:color="auto"/>
           <w:left w:val="thinThickThinSmallGap" w:sz="24" w:space="4" w:color="auto"/>
-          <w:bottom w:val="thinThickThinSmallGap" w:sz="24" w:space="1" w:color="auto"/>
+          <w:bottom w:val="thinThickThinSmallGap" w:sz="24" w:space="31" w:color="auto"/>
           <w:right w:val="thinThickThinSmallGap" w:sz="24" w:space="4" w:color="auto"/>
         </w:pBdr>
         <w:spacing w:after="0"/>
@@ -34,7 +34,7 @@
         <w:pBdr>
           <w:top w:val="thinThickThinSmallGap" w:sz="24" w:space="1" w:color="auto"/>
           <w:left w:val="thinThickThinSmallGap" w:sz="24" w:space="4" w:color="auto"/>
-          <w:bottom w:val="thinThickThinSmallGap" w:sz="24" w:space="1" w:color="auto"/>
+          <w:bottom w:val="thinThickThinSmallGap" w:sz="24" w:space="31" w:color="auto"/>
           <w:right w:val="thinThickThinSmallGap" w:sz="24" w:space="4" w:color="auto"/>
         </w:pBdr>
         <w:spacing w:after="0"/>
@@ -61,7 +61,7 @@
         <w:pBdr>
           <w:top w:val="thinThickThinSmallGap" w:sz="24" w:space="1" w:color="auto"/>
           <w:left w:val="thinThickThinSmallGap" w:sz="24" w:space="4" w:color="auto"/>
-          <w:bottom w:val="thinThickThinSmallGap" w:sz="24" w:space="1" w:color="auto"/>
+          <w:bottom w:val="thinThickThinSmallGap" w:sz="24" w:space="31" w:color="auto"/>
           <w:right w:val="thinThickThinSmallGap" w:sz="24" w:space="4" w:color="auto"/>
         </w:pBdr>
         <w:spacing w:after="0"/>
@@ -134,7 +134,7 @@
         <w:pBdr>
           <w:top w:val="thinThickThinSmallGap" w:sz="24" w:space="1" w:color="auto"/>
           <w:left w:val="thinThickThinSmallGap" w:sz="24" w:space="4" w:color="auto"/>
-          <w:bottom w:val="thinThickThinSmallGap" w:sz="24" w:space="1" w:color="auto"/>
+          <w:bottom w:val="thinThickThinSmallGap" w:sz="24" w:space="31" w:color="auto"/>
           <w:right w:val="thinThickThinSmallGap" w:sz="24" w:space="4" w:color="auto"/>
         </w:pBdr>
         <w:spacing w:after="0"/>
@@ -151,7 +151,7 @@
         <w:pBdr>
           <w:top w:val="thinThickThinSmallGap" w:sz="24" w:space="1" w:color="auto"/>
           <w:left w:val="thinThickThinSmallGap" w:sz="24" w:space="4" w:color="auto"/>
-          <w:bottom w:val="thinThickThinSmallGap" w:sz="24" w:space="1" w:color="auto"/>
+          <w:bottom w:val="thinThickThinSmallGap" w:sz="24" w:space="31" w:color="auto"/>
           <w:right w:val="thinThickThinSmallGap" w:sz="24" w:space="4" w:color="auto"/>
         </w:pBdr>
         <w:spacing w:after="0"/>
@@ -180,7 +180,7 @@
         <w:pBdr>
           <w:top w:val="thinThickThinSmallGap" w:sz="24" w:space="1" w:color="auto"/>
           <w:left w:val="thinThickThinSmallGap" w:sz="24" w:space="4" w:color="auto"/>
-          <w:bottom w:val="thinThickThinSmallGap" w:sz="24" w:space="1" w:color="auto"/>
+          <w:bottom w:val="thinThickThinSmallGap" w:sz="24" w:space="31" w:color="auto"/>
           <w:right w:val="thinThickThinSmallGap" w:sz="24" w:space="4" w:color="auto"/>
         </w:pBdr>
         <w:spacing w:after="0"/>
@@ -218,7 +218,7 @@
         <w:pBdr>
           <w:top w:val="thinThickThinSmallGap" w:sz="24" w:space="1" w:color="auto"/>
           <w:left w:val="thinThickThinSmallGap" w:sz="24" w:space="4" w:color="auto"/>
-          <w:bottom w:val="thinThickThinSmallGap" w:sz="24" w:space="1" w:color="auto"/>
+          <w:bottom w:val="thinThickThinSmallGap" w:sz="24" w:space="31" w:color="auto"/>
           <w:right w:val="thinThickThinSmallGap" w:sz="24" w:space="4" w:color="auto"/>
         </w:pBdr>
         <w:spacing w:after="0"/>
@@ -307,7 +307,7 @@
         <w:pBdr>
           <w:top w:val="thinThickThinSmallGap" w:sz="24" w:space="1" w:color="auto"/>
           <w:left w:val="thinThickThinSmallGap" w:sz="24" w:space="4" w:color="auto"/>
-          <w:bottom w:val="thinThickThinSmallGap" w:sz="24" w:space="1" w:color="auto"/>
+          <w:bottom w:val="thinThickThinSmallGap" w:sz="24" w:space="31" w:color="auto"/>
           <w:right w:val="thinThickThinSmallGap" w:sz="24" w:space="4" w:color="auto"/>
         </w:pBdr>
         <w:tabs>
@@ -337,7 +337,7 @@
         <w:pBdr>
           <w:top w:val="thinThickThinSmallGap" w:sz="24" w:space="1" w:color="auto"/>
           <w:left w:val="thinThickThinSmallGap" w:sz="24" w:space="4" w:color="auto"/>
-          <w:bottom w:val="thinThickThinSmallGap" w:sz="24" w:space="1" w:color="auto"/>
+          <w:bottom w:val="thinThickThinSmallGap" w:sz="24" w:space="31" w:color="auto"/>
           <w:right w:val="thinThickThinSmallGap" w:sz="24" w:space="4" w:color="auto"/>
         </w:pBdr>
         <w:tabs>
@@ -365,7 +365,7 @@
         <w:pBdr>
           <w:top w:val="thinThickThinSmallGap" w:sz="24" w:space="1" w:color="auto"/>
           <w:left w:val="thinThickThinSmallGap" w:sz="24" w:space="4" w:color="auto"/>
-          <w:bottom w:val="thinThickThinSmallGap" w:sz="24" w:space="1" w:color="auto"/>
+          <w:bottom w:val="thinThickThinSmallGap" w:sz="24" w:space="31" w:color="auto"/>
           <w:right w:val="thinThickThinSmallGap" w:sz="24" w:space="4" w:color="auto"/>
         </w:pBdr>
         <w:tabs>
@@ -409,7 +409,7 @@
         <w:pBdr>
           <w:top w:val="thinThickThinSmallGap" w:sz="24" w:space="1" w:color="auto"/>
           <w:left w:val="thinThickThinSmallGap" w:sz="24" w:space="4" w:color="auto"/>
-          <w:bottom w:val="thinThickThinSmallGap" w:sz="24" w:space="1" w:color="auto"/>
+          <w:bottom w:val="thinThickThinSmallGap" w:sz="24" w:space="31" w:color="auto"/>
           <w:right w:val="thinThickThinSmallGap" w:sz="24" w:space="4" w:color="auto"/>
         </w:pBdr>
         <w:tabs>
@@ -438,7 +438,7 @@
         <w:pBdr>
           <w:top w:val="thinThickThinSmallGap" w:sz="24" w:space="1" w:color="auto"/>
           <w:left w:val="thinThickThinSmallGap" w:sz="24" w:space="4" w:color="auto"/>
-          <w:bottom w:val="thinThickThinSmallGap" w:sz="24" w:space="1" w:color="auto"/>
+          <w:bottom w:val="thinThickThinSmallGap" w:sz="24" w:space="31" w:color="auto"/>
           <w:right w:val="thinThickThinSmallGap" w:sz="24" w:space="4" w:color="auto"/>
         </w:pBdr>
         <w:tabs>
@@ -490,7 +490,7 @@
         <w:pBdr>
           <w:top w:val="thinThickThinSmallGap" w:sz="24" w:space="1" w:color="auto"/>
           <w:left w:val="thinThickThinSmallGap" w:sz="24" w:space="4" w:color="auto"/>
-          <w:bottom w:val="thinThickThinSmallGap" w:sz="24" w:space="1" w:color="auto"/>
+          <w:bottom w:val="thinThickThinSmallGap" w:sz="24" w:space="31" w:color="auto"/>
           <w:right w:val="thinThickThinSmallGap" w:sz="24" w:space="4" w:color="auto"/>
         </w:pBdr>
         <w:tabs>
@@ -542,7 +542,7 @@
         <w:pBdr>
           <w:top w:val="thinThickThinSmallGap" w:sz="24" w:space="1" w:color="auto"/>
           <w:left w:val="thinThickThinSmallGap" w:sz="24" w:space="4" w:color="auto"/>
-          <w:bottom w:val="thinThickThinSmallGap" w:sz="24" w:space="1" w:color="auto"/>
+          <w:bottom w:val="thinThickThinSmallGap" w:sz="24" w:space="31" w:color="auto"/>
           <w:right w:val="thinThickThinSmallGap" w:sz="24" w:space="4" w:color="auto"/>
         </w:pBdr>
         <w:tabs>
@@ -594,7 +594,7 @@
         <w:pBdr>
           <w:top w:val="thinThickThinSmallGap" w:sz="24" w:space="1" w:color="auto"/>
           <w:left w:val="thinThickThinSmallGap" w:sz="24" w:space="4" w:color="auto"/>
-          <w:bottom w:val="thinThickThinSmallGap" w:sz="24" w:space="1" w:color="auto"/>
+          <w:bottom w:val="thinThickThinSmallGap" w:sz="24" w:space="31" w:color="auto"/>
           <w:right w:val="thinThickThinSmallGap" w:sz="24" w:space="4" w:color="auto"/>
         </w:pBdr>
         <w:tabs>
@@ -647,7 +647,7 @@
         <w:pBdr>
           <w:top w:val="thinThickThinSmallGap" w:sz="24" w:space="1" w:color="auto"/>
           <w:left w:val="thinThickThinSmallGap" w:sz="24" w:space="4" w:color="auto"/>
-          <w:bottom w:val="thinThickThinSmallGap" w:sz="24" w:space="1" w:color="auto"/>
+          <w:bottom w:val="thinThickThinSmallGap" w:sz="24" w:space="31" w:color="auto"/>
           <w:right w:val="thinThickThinSmallGap" w:sz="24" w:space="4" w:color="auto"/>
         </w:pBdr>
         <w:tabs>
@@ -701,7 +701,7 @@
         <w:pBdr>
           <w:top w:val="thinThickThinSmallGap" w:sz="24" w:space="1" w:color="auto"/>
           <w:left w:val="thinThickThinSmallGap" w:sz="24" w:space="4" w:color="auto"/>
-          <w:bottom w:val="thinThickThinSmallGap" w:sz="24" w:space="1" w:color="auto"/>
+          <w:bottom w:val="thinThickThinSmallGap" w:sz="24" w:space="31" w:color="auto"/>
           <w:right w:val="thinThickThinSmallGap" w:sz="24" w:space="4" w:color="auto"/>
         </w:pBdr>
         <w:tabs>
@@ -723,7 +723,7 @@
         <w:pBdr>
           <w:top w:val="thinThickThinSmallGap" w:sz="24" w:space="1" w:color="auto"/>
           <w:left w:val="thinThickThinSmallGap" w:sz="24" w:space="4" w:color="auto"/>
-          <w:bottom w:val="thinThickThinSmallGap" w:sz="24" w:space="1" w:color="auto"/>
+          <w:bottom w:val="thinThickThinSmallGap" w:sz="24" w:space="31" w:color="auto"/>
           <w:right w:val="thinThickThinSmallGap" w:sz="24" w:space="4" w:color="auto"/>
         </w:pBdr>
         <w:tabs>
@@ -745,7 +745,7 @@
         <w:pBdr>
           <w:top w:val="thinThickThinSmallGap" w:sz="24" w:space="1" w:color="auto"/>
           <w:left w:val="thinThickThinSmallGap" w:sz="24" w:space="4" w:color="auto"/>
-          <w:bottom w:val="thinThickThinSmallGap" w:sz="24" w:space="1" w:color="auto"/>
+          <w:bottom w:val="thinThickThinSmallGap" w:sz="24" w:space="31" w:color="auto"/>
           <w:right w:val="thinThickThinSmallGap" w:sz="24" w:space="4" w:color="auto"/>
         </w:pBdr>
         <w:tabs>
@@ -2364,8 +2364,6 @@
         </w:rPr>
         <w:br w:type="page"/>
       </w:r>
-      <w:bookmarkStart w:id="0" w:name="_GoBack"/>
-      <w:bookmarkEnd w:id="0"/>
     </w:p>
     <w:p>
       <w:pPr>
@@ -5776,16 +5774,16 @@
         <w:keepNext w:val="0"/>
         <w:keepLines w:val="0"/>
       </w:pPr>
-      <w:bookmarkStart w:id="1" w:name="_Toc226224163"/>
-      <w:bookmarkStart w:id="2" w:name="_Toc226225180"/>
+      <w:bookmarkStart w:id="0" w:name="_Toc226224163"/>
+      <w:bookmarkStart w:id="1" w:name="_Toc226225180"/>
       <w:r>
         <w:t>1</w:t>
       </w:r>
       <w:r>
         <w:t>. GIỚI THIỆU</w:t>
       </w:r>
+      <w:bookmarkEnd w:id="0"/>
       <w:bookmarkEnd w:id="1"/>
-      <w:bookmarkEnd w:id="2"/>
     </w:p>
     <w:p>
       <w:pPr>
@@ -5826,13 +5824,13 @@
         <w:keepNext w:val="0"/>
         <w:keepLines w:val="0"/>
       </w:pPr>
-      <w:bookmarkStart w:id="3" w:name="_Toc226224164"/>
-      <w:bookmarkStart w:id="4" w:name="_Toc226225181"/>
+      <w:bookmarkStart w:id="2" w:name="_Toc226224164"/>
+      <w:bookmarkStart w:id="3" w:name="_Toc226225181"/>
       <w:r>
         <w:t>1.1. Mục đích.</w:t>
       </w:r>
+      <w:bookmarkEnd w:id="2"/>
       <w:bookmarkEnd w:id="3"/>
-      <w:bookmarkEnd w:id="4"/>
     </w:p>
     <w:p>
       <w:pPr>
@@ -5857,13 +5855,13 @@
         <w:keepNext w:val="0"/>
         <w:keepLines w:val="0"/>
       </w:pPr>
-      <w:bookmarkStart w:id="5" w:name="_Toc226224165"/>
-      <w:bookmarkStart w:id="6" w:name="_Toc226225182"/>
+      <w:bookmarkStart w:id="4" w:name="_Toc226224165"/>
+      <w:bookmarkStart w:id="5" w:name="_Toc226225182"/>
       <w:r>
         <w:t>1.2. Phạm vi.</w:t>
       </w:r>
+      <w:bookmarkEnd w:id="4"/>
       <w:bookmarkEnd w:id="5"/>
-      <w:bookmarkEnd w:id="6"/>
     </w:p>
     <w:p>
       <w:pPr>
@@ -5923,13 +5921,13 @@
         <w:keepNext w:val="0"/>
         <w:keepLines w:val="0"/>
       </w:pPr>
-      <w:bookmarkStart w:id="7" w:name="_Toc226224166"/>
-      <w:bookmarkStart w:id="8" w:name="_Toc226225183"/>
+      <w:bookmarkStart w:id="6" w:name="_Toc226224166"/>
+      <w:bookmarkStart w:id="7" w:name="_Toc226225183"/>
       <w:r>
         <w:t>1.3. Tài liệu tham khảo.</w:t>
       </w:r>
+      <w:bookmarkEnd w:id="6"/>
       <w:bookmarkEnd w:id="7"/>
-      <w:bookmarkEnd w:id="8"/>
     </w:p>
     <w:p>
       <w:pPr>
@@ -6407,7 +6405,7 @@
         <w:keepNext w:val="0"/>
         <w:keepLines w:val="0"/>
       </w:pPr>
-      <w:bookmarkStart w:id="9" w:name="_Toc226225184"/>
+      <w:bookmarkStart w:id="8" w:name="_Toc226225184"/>
       <w:r>
         <w:lastRenderedPageBreak/>
         <w:t xml:space="preserve">2. </w:t>
@@ -6415,7 +6413,7 @@
       <w:r>
         <w:t>PRODUCT BACKLOG</w:t>
       </w:r>
-      <w:bookmarkEnd w:id="9"/>
+      <w:bookmarkEnd w:id="8"/>
     </w:p>
     <w:p>
       <w:pPr>
@@ -6423,13 +6421,13 @@
         <w:keepNext w:val="0"/>
         <w:keepLines w:val="0"/>
       </w:pPr>
-      <w:bookmarkStart w:id="10" w:name="_Toc226224167"/>
-      <w:bookmarkStart w:id="11" w:name="_Toc226225185"/>
+      <w:bookmarkStart w:id="9" w:name="_Toc226224167"/>
+      <w:bookmarkStart w:id="10" w:name="_Toc226225185"/>
       <w:r>
         <w:t>2.1. Mô tả Product Backlog</w:t>
       </w:r>
+      <w:bookmarkEnd w:id="9"/>
       <w:bookmarkEnd w:id="10"/>
-      <w:bookmarkEnd w:id="11"/>
     </w:p>
     <w:p>
       <w:pPr>
@@ -6437,17 +6435,17 @@
         <w:keepNext w:val="0"/>
         <w:keepLines w:val="0"/>
       </w:pPr>
-      <w:bookmarkStart w:id="12" w:name="_Toc59167162"/>
-      <w:bookmarkStart w:id="13" w:name="_Toc59572271"/>
-      <w:bookmarkStart w:id="14" w:name="_Toc59572381"/>
-      <w:bookmarkStart w:id="15" w:name="_Toc66631435"/>
-      <w:bookmarkStart w:id="16" w:name="_Toc68719516"/>
-      <w:bookmarkStart w:id="17" w:name="_Toc72102444"/>
-      <w:bookmarkStart w:id="18" w:name="_Toc72670387"/>
-      <w:bookmarkStart w:id="19" w:name="_Toc88604547"/>
-      <w:bookmarkStart w:id="20" w:name="_Toc134480343"/>
-      <w:bookmarkStart w:id="21" w:name="_Toc226224168"/>
-      <w:bookmarkStart w:id="22" w:name="_Toc226225186"/>
+      <w:bookmarkStart w:id="11" w:name="_Toc59167162"/>
+      <w:bookmarkStart w:id="12" w:name="_Toc59572271"/>
+      <w:bookmarkStart w:id="13" w:name="_Toc59572381"/>
+      <w:bookmarkStart w:id="14" w:name="_Toc66631435"/>
+      <w:bookmarkStart w:id="15" w:name="_Toc68719516"/>
+      <w:bookmarkStart w:id="16" w:name="_Toc72102444"/>
+      <w:bookmarkStart w:id="17" w:name="_Toc72670387"/>
+      <w:bookmarkStart w:id="18" w:name="_Toc88604547"/>
+      <w:bookmarkStart w:id="19" w:name="_Toc134480343"/>
+      <w:bookmarkStart w:id="20" w:name="_Toc226224168"/>
+      <w:bookmarkStart w:id="21" w:name="_Toc226225186"/>
       <w:r>
         <w:t>2.1.1 PB01</w:t>
       </w:r>
@@ -6463,6 +6461,7 @@
       <w:r>
         <w:t xml:space="preserve">Đăng </w:t>
       </w:r>
+      <w:bookmarkEnd w:id="11"/>
       <w:bookmarkEnd w:id="12"/>
       <w:bookmarkEnd w:id="13"/>
       <w:bookmarkEnd w:id="14"/>
@@ -6471,12 +6470,11 @@
       <w:bookmarkEnd w:id="17"/>
       <w:bookmarkEnd w:id="18"/>
       <w:bookmarkEnd w:id="19"/>
-      <w:bookmarkEnd w:id="20"/>
       <w:r>
         <w:t>ký</w:t>
       </w:r>
+      <w:bookmarkEnd w:id="20"/>
       <w:bookmarkEnd w:id="21"/>
-      <w:bookmarkEnd w:id="22"/>
     </w:p>
     <w:tbl>
       <w:tblPr>
@@ -6899,22 +6897,22 @@
                 <w:b w:val="0"/>
               </w:rPr>
             </w:pPr>
-            <w:bookmarkStart w:id="23" w:name="_Toc66631437"/>
-            <w:bookmarkStart w:id="24" w:name="_Toc68719518"/>
-            <w:bookmarkStart w:id="25" w:name="_Toc72102446"/>
-            <w:bookmarkStart w:id="26" w:name="_Toc72670389"/>
-            <w:bookmarkStart w:id="27" w:name="_Toc72671390"/>
-            <w:bookmarkStart w:id="28" w:name="_Toc88604549"/>
-            <w:bookmarkStart w:id="29" w:name="_Toc130758875"/>
-            <w:bookmarkStart w:id="30" w:name="_Toc133694491"/>
-            <w:bookmarkStart w:id="31" w:name="_Toc134480345"/>
-            <w:bookmarkStart w:id="32" w:name="_Toc178812007"/>
-            <w:bookmarkStart w:id="33" w:name="_Toc178813118"/>
-            <w:bookmarkStart w:id="34" w:name="_Toc179322591"/>
-            <w:bookmarkStart w:id="35" w:name="_Toc182490240"/>
-            <w:bookmarkStart w:id="36" w:name="_Toc182491328"/>
-            <w:bookmarkStart w:id="37" w:name="_Toc226224169"/>
-            <w:bookmarkStart w:id="38" w:name="_Toc184079257"/>
+            <w:bookmarkStart w:id="22" w:name="_Toc66631437"/>
+            <w:bookmarkStart w:id="23" w:name="_Toc68719518"/>
+            <w:bookmarkStart w:id="24" w:name="_Toc72102446"/>
+            <w:bookmarkStart w:id="25" w:name="_Toc72670389"/>
+            <w:bookmarkStart w:id="26" w:name="_Toc72671390"/>
+            <w:bookmarkStart w:id="27" w:name="_Toc88604549"/>
+            <w:bookmarkStart w:id="28" w:name="_Toc130758875"/>
+            <w:bookmarkStart w:id="29" w:name="_Toc133694491"/>
+            <w:bookmarkStart w:id="30" w:name="_Toc134480345"/>
+            <w:bookmarkStart w:id="31" w:name="_Toc178812007"/>
+            <w:bookmarkStart w:id="32" w:name="_Toc178813118"/>
+            <w:bookmarkStart w:id="33" w:name="_Toc179322591"/>
+            <w:bookmarkStart w:id="34" w:name="_Toc182490240"/>
+            <w:bookmarkStart w:id="35" w:name="_Toc182491328"/>
+            <w:bookmarkStart w:id="36" w:name="_Toc226224169"/>
+            <w:bookmarkStart w:id="37" w:name="_Toc184079257"/>
             <w:r>
               <w:rPr>
                 <w:rFonts w:cs="Times New Roman"/>
@@ -6936,6 +6934,7 @@
               </w:rPr>
               <w:t>tồn tại trong hệ thống</w:t>
             </w:r>
+            <w:bookmarkEnd w:id="22"/>
             <w:bookmarkEnd w:id="23"/>
             <w:bookmarkEnd w:id="24"/>
             <w:bookmarkEnd w:id="25"/>
@@ -6950,7 +6949,6 @@
             <w:bookmarkEnd w:id="34"/>
             <w:bookmarkEnd w:id="35"/>
             <w:bookmarkEnd w:id="36"/>
-            <w:bookmarkEnd w:id="37"/>
             <w:r>
               <w:rPr>
                 <w:rFonts w:cs="Times New Roman"/>
@@ -6958,7 +6956,7 @@
               </w:rPr>
               <w:t xml:space="preserve"> </w:t>
             </w:r>
-            <w:bookmarkEnd w:id="38"/>
+            <w:bookmarkEnd w:id="37"/>
           </w:p>
         </w:tc>
       </w:tr>
@@ -7000,8 +6998,8 @@
                 <w:b w:val="0"/>
               </w:rPr>
             </w:pPr>
-            <w:bookmarkStart w:id="39" w:name="_Toc184079258"/>
-            <w:bookmarkStart w:id="40" w:name="_Toc226224170"/>
+            <w:bookmarkStart w:id="38" w:name="_Toc184079258"/>
+            <w:bookmarkStart w:id="39" w:name="_Toc226224170"/>
             <w:r>
               <w:rPr>
                 <w:rFonts w:cs="Times New Roman"/>
@@ -7045,7 +7043,7 @@
               <w:br/>
               <w:t>2.</w:t>
             </w:r>
-            <w:bookmarkEnd w:id="39"/>
+            <w:bookmarkEnd w:id="38"/>
             <w:r>
               <w:rPr>
                 <w:rFonts w:cs="Times New Roman"/>
@@ -7053,7 +7051,7 @@
               </w:rPr>
               <w:t xml:space="preserve"> Thông tin phải hợp lệ, không trùng </w:t>
             </w:r>
-            <w:bookmarkEnd w:id="40"/>
+            <w:bookmarkEnd w:id="39"/>
             <w:r>
               <w:rPr>
                 <w:rFonts w:cs="Times New Roman"/>
@@ -7085,8 +7083,8 @@
         <w:keepNext w:val="0"/>
         <w:keepLines w:val="0"/>
       </w:pPr>
-      <w:bookmarkStart w:id="41" w:name="_Toc226224171"/>
-      <w:bookmarkStart w:id="42" w:name="_Toc226225187"/>
+      <w:bookmarkStart w:id="40" w:name="_Toc226224171"/>
+      <w:bookmarkStart w:id="41" w:name="_Toc226225187"/>
       <w:r>
         <w:t>2.1</w:t>
       </w:r>
@@ -7108,8 +7106,8 @@
       <w:r>
         <w:t xml:space="preserve"> Nhập</w:t>
       </w:r>
+      <w:bookmarkEnd w:id="40"/>
       <w:bookmarkEnd w:id="41"/>
-      <w:bookmarkEnd w:id="42"/>
     </w:p>
     <w:tbl>
       <w:tblPr>
@@ -7590,7 +7588,7 @@
                 <w:b w:val="0"/>
               </w:rPr>
             </w:pPr>
-            <w:bookmarkStart w:id="43" w:name="_Toc226224172"/>
+            <w:bookmarkStart w:id="42" w:name="_Toc226224172"/>
             <w:r>
               <w:rPr>
                 <w:rFonts w:cs="Times New Roman"/>
@@ -7598,7 +7596,7 @@
               </w:rPr>
               <w:t>Người dùng phải có tài khoản trong hệ thống</w:t>
             </w:r>
-            <w:bookmarkEnd w:id="43"/>
+            <w:bookmarkEnd w:id="42"/>
           </w:p>
         </w:tc>
       </w:tr>
@@ -7640,7 +7638,7 @@
                 <w:b w:val="0"/>
               </w:rPr>
             </w:pPr>
-            <w:bookmarkStart w:id="44" w:name="_Toc226224173"/>
+            <w:bookmarkStart w:id="43" w:name="_Toc226224173"/>
             <w:r>
               <w:rPr>
                 <w:rFonts w:cs="Times New Roman"/>
@@ -7648,7 +7646,7 @@
               </w:rPr>
               <w:t>Kết nối CSDL, mã hóa mật khẩu.</w:t>
             </w:r>
-            <w:bookmarkEnd w:id="44"/>
+            <w:bookmarkEnd w:id="43"/>
           </w:p>
         </w:tc>
       </w:tr>
@@ -7659,8 +7657,8 @@
         <w:keepNext w:val="0"/>
         <w:keepLines w:val="0"/>
       </w:pPr>
-      <w:bookmarkStart w:id="45" w:name="_Toc226224174"/>
-      <w:bookmarkStart w:id="46" w:name="_Toc226225188"/>
+      <w:bookmarkStart w:id="44" w:name="_Toc226224174"/>
+      <w:bookmarkStart w:id="45" w:name="_Toc226225188"/>
       <w:r>
         <w:t xml:space="preserve">2.1.3 </w:t>
       </w:r>
@@ -7682,8 +7680,8 @@
       <w:r>
         <w:t>Đăng xuất</w:t>
       </w:r>
+      <w:bookmarkEnd w:id="44"/>
       <w:bookmarkEnd w:id="45"/>
-      <w:bookmarkEnd w:id="46"/>
     </w:p>
     <w:tbl>
       <w:tblPr>
@@ -7969,7 +7967,7 @@
                 <w:i/>
               </w:rPr>
             </w:pPr>
-            <w:bookmarkStart w:id="47" w:name="_Toc226224175"/>
+            <w:bookmarkStart w:id="46" w:name="_Toc226224175"/>
             <w:r>
               <w:t>1</w:t>
             </w:r>
@@ -7979,7 +7977,7 @@
             <w:r>
               <w:t>Đang trong trạng thái đăng nhập</w:t>
             </w:r>
-            <w:bookmarkEnd w:id="47"/>
+            <w:bookmarkEnd w:id="46"/>
           </w:p>
           <w:p>
             <w:pPr>
@@ -8021,14 +8019,14 @@
                 <w:bCs/>
               </w:rPr>
             </w:pPr>
-            <w:bookmarkStart w:id="48" w:name="_Toc226224176"/>
+            <w:bookmarkStart w:id="47" w:name="_Toc226224176"/>
             <w:r>
               <w:rPr>
                 <w:bCs/>
               </w:rPr>
               <w:t>Tài khoản phải đang hoạt động</w:t>
             </w:r>
-            <w:bookmarkEnd w:id="48"/>
+            <w:bookmarkEnd w:id="47"/>
           </w:p>
         </w:tc>
       </w:tr>
@@ -8039,8 +8037,8 @@
         <w:keepNext w:val="0"/>
         <w:keepLines w:val="0"/>
       </w:pPr>
-      <w:bookmarkStart w:id="49" w:name="_Toc226224177"/>
-      <w:bookmarkStart w:id="50" w:name="_Toc226225189"/>
+      <w:bookmarkStart w:id="48" w:name="_Toc226224177"/>
+      <w:bookmarkStart w:id="49" w:name="_Toc226225189"/>
       <w:r>
         <w:t>2.1</w:t>
       </w:r>
@@ -8071,8 +8069,8 @@
       <w:r>
         <w:t xml:space="preserve"> mật khẩu</w:t>
       </w:r>
+      <w:bookmarkEnd w:id="48"/>
       <w:bookmarkEnd w:id="49"/>
-      <w:bookmarkEnd w:id="50"/>
     </w:p>
     <w:tbl>
       <w:tblPr>
@@ -8475,8 +8473,8 @@
               <w:spacing w:line="360" w:lineRule="auto"/>
               <w:jc w:val="left"/>
             </w:pPr>
-            <w:bookmarkStart w:id="51" w:name="_Toc184079263"/>
-            <w:bookmarkStart w:id="52" w:name="_Toc226224178"/>
+            <w:bookmarkStart w:id="50" w:name="_Toc184079263"/>
+            <w:bookmarkStart w:id="51" w:name="_Toc226224178"/>
             <w:r>
               <w:rPr>
                 <w:rFonts w:eastAsiaTheme="majorEastAsia" w:cs="Times New Roman"/>
@@ -8505,8 +8503,8 @@
               </w:rPr>
               <w:t xml:space="preserve"> tài khoản trong hệ thống</w:t>
             </w:r>
+            <w:bookmarkEnd w:id="50"/>
             <w:bookmarkEnd w:id="51"/>
-            <w:bookmarkEnd w:id="52"/>
           </w:p>
         </w:tc>
       </w:tr>
@@ -8536,11 +8534,11 @@
             <w:tcW w:w="6632" w:type="dxa"/>
           </w:tcPr>
           <w:p>
-            <w:bookmarkStart w:id="53" w:name="_Toc226224179"/>
+            <w:bookmarkStart w:id="52" w:name="_Toc226224179"/>
             <w:r>
               <w:t>Bảo mật OTP được hệ thống gửi về Email của tài khoản người dùng.</w:t>
             </w:r>
-            <w:bookmarkEnd w:id="53"/>
+            <w:bookmarkEnd w:id="52"/>
           </w:p>
         </w:tc>
       </w:tr>
@@ -8551,8 +8549,8 @@
         <w:keepNext w:val="0"/>
         <w:keepLines w:val="0"/>
       </w:pPr>
-      <w:bookmarkStart w:id="54" w:name="_Toc226224180"/>
-      <w:bookmarkStart w:id="55" w:name="_Toc226225190"/>
+      <w:bookmarkStart w:id="53" w:name="_Toc226224180"/>
+      <w:bookmarkStart w:id="54" w:name="_Toc226225190"/>
       <w:r>
         <w:t>2.1</w:t>
       </w:r>
@@ -8583,8 +8581,8 @@
       <w:r>
         <w:t>Xem sản phẩm</w:t>
       </w:r>
+      <w:bookmarkEnd w:id="53"/>
       <w:bookmarkEnd w:id="54"/>
-      <w:bookmarkEnd w:id="55"/>
     </w:p>
     <w:tbl>
       <w:tblPr>
@@ -9094,7 +9092,7 @@
                 <w:szCs w:val="26"/>
               </w:rPr>
             </w:pPr>
-            <w:bookmarkStart w:id="56" w:name="_Toc226224181"/>
+            <w:bookmarkStart w:id="55" w:name="_Toc226224181"/>
             <w:r>
               <w:rPr>
                 <w:rFonts w:eastAsiaTheme="majorEastAsia" w:cs="Times New Roman"/>
@@ -9102,7 +9100,7 @@
               </w:rPr>
               <w:t>Có dữ liệu sản phẩm trong DB.</w:t>
             </w:r>
-            <w:bookmarkEnd w:id="56"/>
+            <w:bookmarkEnd w:id="55"/>
             <w:r>
               <w:rPr>
                 <w:rFonts w:eastAsiaTheme="majorEastAsia" w:cs="Times New Roman"/>
@@ -9147,7 +9145,7 @@
                 <w:szCs w:val="26"/>
               </w:rPr>
             </w:pPr>
-            <w:bookmarkStart w:id="57" w:name="_Toc226224182"/>
+            <w:bookmarkStart w:id="56" w:name="_Toc226224182"/>
             <w:r>
               <w:rPr>
                 <w:rFonts w:eastAsiaTheme="majorEastAsia" w:cs="Times New Roman"/>
@@ -9155,7 +9153,7 @@
               </w:rPr>
               <w:t>Dữ liệu phải chính xác</w:t>
             </w:r>
-            <w:bookmarkEnd w:id="57"/>
+            <w:bookmarkEnd w:id="56"/>
           </w:p>
         </w:tc>
       </w:tr>
@@ -9166,8 +9164,8 @@
         <w:keepNext w:val="0"/>
         <w:keepLines w:val="0"/>
       </w:pPr>
-      <w:bookmarkStart w:id="58" w:name="_Toc226224183"/>
-      <w:bookmarkStart w:id="59" w:name="_Toc226225191"/>
+      <w:bookmarkStart w:id="57" w:name="_Toc226224183"/>
+      <w:bookmarkStart w:id="58" w:name="_Toc226225191"/>
       <w:r>
         <w:t>2.1.</w:t>
       </w:r>
@@ -9195,8 +9193,8 @@
       <w:r>
         <w:t>chi tiết sản phẩm</w:t>
       </w:r>
+      <w:bookmarkEnd w:id="57"/>
       <w:bookmarkEnd w:id="58"/>
-      <w:bookmarkEnd w:id="59"/>
     </w:p>
     <w:tbl>
       <w:tblPr>
@@ -9726,7 +9724,7 @@
                 <w:szCs w:val="26"/>
               </w:rPr>
             </w:pPr>
-            <w:bookmarkStart w:id="60" w:name="_Toc226224184"/>
+            <w:bookmarkStart w:id="59" w:name="_Toc226224184"/>
             <w:r>
               <w:rPr>
                 <w:rFonts w:eastAsiaTheme="majorEastAsia" w:cs="Times New Roman"/>
@@ -9734,7 +9732,7 @@
               </w:rPr>
               <w:t>Sản phẩm đang ở trạng thái hiển thị.</w:t>
             </w:r>
-            <w:bookmarkEnd w:id="60"/>
+            <w:bookmarkEnd w:id="59"/>
           </w:p>
         </w:tc>
       </w:tr>
@@ -9772,7 +9770,7 @@
                 <w:szCs w:val="26"/>
               </w:rPr>
             </w:pPr>
-            <w:bookmarkStart w:id="61" w:name="_Toc226224185"/>
+            <w:bookmarkStart w:id="60" w:name="_Toc226224185"/>
             <w:r>
               <w:rPr>
                 <w:rFonts w:eastAsiaTheme="majorEastAsia" w:cs="Times New Roman"/>
@@ -9780,7 +9778,7 @@
               </w:rPr>
               <w:t>Dữ liệu chính xác</w:t>
             </w:r>
-            <w:bookmarkEnd w:id="61"/>
+            <w:bookmarkEnd w:id="60"/>
           </w:p>
         </w:tc>
       </w:tr>
@@ -9791,8 +9789,8 @@
         <w:keepNext w:val="0"/>
         <w:keepLines w:val="0"/>
       </w:pPr>
-      <w:bookmarkStart w:id="62" w:name="_Toc226224186"/>
-      <w:bookmarkStart w:id="63" w:name="_Toc226225192"/>
+      <w:bookmarkStart w:id="61" w:name="_Toc226224186"/>
+      <w:bookmarkStart w:id="62" w:name="_Toc226225192"/>
       <w:r>
         <w:lastRenderedPageBreak/>
         <w:t>2.1.</w:t>
@@ -9818,8 +9816,8 @@
       <w:r>
         <w:t>Tìm kiếm sản phẩm</w:t>
       </w:r>
+      <w:bookmarkEnd w:id="61"/>
       <w:bookmarkEnd w:id="62"/>
-      <w:bookmarkEnd w:id="63"/>
     </w:p>
     <w:tbl>
       <w:tblPr>
@@ -10327,7 +10325,7 @@
                 <w:szCs w:val="26"/>
               </w:rPr>
             </w:pPr>
-            <w:bookmarkStart w:id="64" w:name="_Toc226224187"/>
+            <w:bookmarkStart w:id="63" w:name="_Toc226224187"/>
             <w:r>
               <w:rPr>
                 <w:rFonts w:eastAsiaTheme="majorEastAsia" w:cs="Times New Roman"/>
@@ -10335,7 +10333,7 @@
               </w:rPr>
               <w:t>Không có</w:t>
             </w:r>
-            <w:bookmarkEnd w:id="64"/>
+            <w:bookmarkEnd w:id="63"/>
           </w:p>
         </w:tc>
       </w:tr>
@@ -10373,7 +10371,7 @@
                 <w:szCs w:val="26"/>
               </w:rPr>
             </w:pPr>
-            <w:bookmarkStart w:id="65" w:name="_Toc226224188"/>
+            <w:bookmarkStart w:id="64" w:name="_Toc226224188"/>
             <w:r>
               <w:rPr>
                 <w:rFonts w:eastAsiaTheme="majorEastAsia" w:cs="Times New Roman"/>
@@ -10381,7 +10379,7 @@
               </w:rPr>
               <w:t>Không để trống</w:t>
             </w:r>
-            <w:bookmarkEnd w:id="65"/>
+            <w:bookmarkEnd w:id="64"/>
           </w:p>
         </w:tc>
       </w:tr>
@@ -10392,8 +10390,8 @@
         <w:keepNext w:val="0"/>
         <w:keepLines w:val="0"/>
       </w:pPr>
-      <w:bookmarkStart w:id="66" w:name="_Toc226224189"/>
-      <w:bookmarkStart w:id="67" w:name="_Toc226225193"/>
+      <w:bookmarkStart w:id="65" w:name="_Toc226224189"/>
+      <w:bookmarkStart w:id="66" w:name="_Toc226225193"/>
       <w:r>
         <w:t>2.1.</w:t>
       </w:r>
@@ -10415,8 +10413,8 @@
       <w:r>
         <w:t xml:space="preserve"> cá nhân</w:t>
       </w:r>
+      <w:bookmarkEnd w:id="65"/>
       <w:bookmarkEnd w:id="66"/>
-      <w:bookmarkEnd w:id="67"/>
     </w:p>
     <w:tbl>
       <w:tblPr>
@@ -11086,8 +11084,8 @@
                 <w:szCs w:val="26"/>
               </w:rPr>
             </w:pPr>
-            <w:bookmarkStart w:id="68" w:name="_Toc226224190"/>
-            <w:bookmarkStart w:id="69" w:name="_Toc184079274"/>
+            <w:bookmarkStart w:id="67" w:name="_Toc226224190"/>
+            <w:bookmarkStart w:id="68" w:name="_Toc184079274"/>
             <w:r>
               <w:rPr>
                 <w:rFonts w:eastAsiaTheme="majorEastAsia" w:cs="Times New Roman"/>
@@ -11109,15 +11107,15 @@
               </w:rPr>
               <w:t xml:space="preserve"> đăng nhập</w:t>
             </w:r>
+            <w:bookmarkEnd w:id="67"/>
+            <w:r>
+              <w:rPr>
+                <w:rFonts w:eastAsiaTheme="majorEastAsia" w:cs="Times New Roman"/>
+                <w:szCs w:val="26"/>
+              </w:rPr>
+              <w:t xml:space="preserve"> </w:t>
+            </w:r>
             <w:bookmarkEnd w:id="68"/>
-            <w:r>
-              <w:rPr>
-                <w:rFonts w:eastAsiaTheme="majorEastAsia" w:cs="Times New Roman"/>
-                <w:szCs w:val="26"/>
-              </w:rPr>
-              <w:t xml:space="preserve"> </w:t>
-            </w:r>
-            <w:bookmarkEnd w:id="69"/>
           </w:p>
         </w:tc>
       </w:tr>
@@ -11172,8 +11170,8 @@
         <w:keepNext w:val="0"/>
         <w:keepLines w:val="0"/>
       </w:pPr>
-      <w:bookmarkStart w:id="70" w:name="_Toc226224192"/>
-      <w:bookmarkStart w:id="71" w:name="_Toc226225194"/>
+      <w:bookmarkStart w:id="69" w:name="_Toc226224192"/>
+      <w:bookmarkStart w:id="70" w:name="_Toc226225194"/>
       <w:r>
         <w:t>2.1.</w:t>
       </w:r>
@@ -11198,8 +11196,8 @@
       <w:r>
         <w:t>Xem danh sách đơn hàng</w:t>
       </w:r>
+      <w:bookmarkEnd w:id="69"/>
       <w:bookmarkEnd w:id="70"/>
-      <w:bookmarkEnd w:id="71"/>
     </w:p>
     <w:tbl>
       <w:tblPr>
@@ -11649,7 +11647,7 @@
                 <w:szCs w:val="26"/>
               </w:rPr>
             </w:pPr>
-            <w:bookmarkStart w:id="72" w:name="_Toc226224193"/>
+            <w:bookmarkStart w:id="71" w:name="_Toc226224193"/>
             <w:r>
               <w:rPr>
                 <w:rFonts w:eastAsiaTheme="majorEastAsia" w:cs="Times New Roman"/>
@@ -11664,7 +11662,7 @@
               </w:rPr>
               <w:t>ăng nhập</w:t>
             </w:r>
-            <w:bookmarkEnd w:id="72"/>
+            <w:bookmarkEnd w:id="71"/>
           </w:p>
         </w:tc>
       </w:tr>
@@ -11719,8 +11717,8 @@
         <w:keepNext w:val="0"/>
         <w:keepLines w:val="0"/>
       </w:pPr>
-      <w:bookmarkStart w:id="73" w:name="_Toc226224195"/>
-      <w:bookmarkStart w:id="74" w:name="_Toc226225195"/>
+      <w:bookmarkStart w:id="72" w:name="_Toc226224195"/>
+      <w:bookmarkStart w:id="73" w:name="_Toc226225195"/>
       <w:r>
         <w:t>2.1.</w:t>
       </w:r>
@@ -11745,8 +11743,8 @@
       <w:r>
         <w:t>Xem chi tiết đơn hàng</w:t>
       </w:r>
+      <w:bookmarkEnd w:id="72"/>
       <w:bookmarkEnd w:id="73"/>
-      <w:bookmarkEnd w:id="74"/>
     </w:p>
     <w:tbl>
       <w:tblPr>
@@ -12477,8 +12475,8 @@
         <w:keepNext w:val="0"/>
         <w:keepLines w:val="0"/>
       </w:pPr>
-      <w:bookmarkStart w:id="75" w:name="_Toc226224198"/>
-      <w:bookmarkStart w:id="76" w:name="_Toc226225196"/>
+      <w:bookmarkStart w:id="74" w:name="_Toc226224198"/>
+      <w:bookmarkStart w:id="75" w:name="_Toc226225196"/>
       <w:r>
         <w:t>2.1</w:t>
       </w:r>
@@ -12506,8 +12504,8 @@
       <w:r>
         <w:t>Hủy đơn hàng</w:t>
       </w:r>
+      <w:bookmarkEnd w:id="74"/>
       <w:bookmarkEnd w:id="75"/>
-      <w:bookmarkEnd w:id="76"/>
     </w:p>
     <w:tbl>
       <w:tblPr>
@@ -13215,8 +13213,8 @@
         <w:keepNext w:val="0"/>
         <w:keepLines w:val="0"/>
       </w:pPr>
-      <w:bookmarkStart w:id="77" w:name="_Toc226224201"/>
-      <w:bookmarkStart w:id="78" w:name="_Toc226225197"/>
+      <w:bookmarkStart w:id="76" w:name="_Toc226224201"/>
+      <w:bookmarkStart w:id="77" w:name="_Toc226225197"/>
       <w:r>
         <w:t>2.1</w:t>
       </w:r>
@@ -13247,8 +13245,8 @@
       <w:r>
         <w:t>giỏ hàng</w:t>
       </w:r>
+      <w:bookmarkEnd w:id="76"/>
       <w:bookmarkEnd w:id="77"/>
-      <w:bookmarkEnd w:id="78"/>
     </w:p>
     <w:tbl>
       <w:tblPr>
@@ -13898,8 +13896,8 @@
         <w:keepNext w:val="0"/>
         <w:keepLines w:val="0"/>
       </w:pPr>
-      <w:bookmarkStart w:id="79" w:name="_Toc226224204"/>
-      <w:bookmarkStart w:id="80" w:name="_Toc226225198"/>
+      <w:bookmarkStart w:id="78" w:name="_Toc226224204"/>
+      <w:bookmarkStart w:id="79" w:name="_Toc226225198"/>
       <w:r>
         <w:t>2.1.</w:t>
       </w:r>
@@ -13925,8 +13923,8 @@
         </w:rPr>
         <w:t xml:space="preserve"> Đặt hàng</w:t>
       </w:r>
+      <w:bookmarkEnd w:id="78"/>
       <w:bookmarkEnd w:id="79"/>
-      <w:bookmarkEnd w:id="80"/>
     </w:p>
     <w:tbl>
       <w:tblPr>
@@ -14618,8 +14616,8 @@
         <w:keepNext w:val="0"/>
         <w:keepLines w:val="0"/>
       </w:pPr>
-      <w:bookmarkStart w:id="81" w:name="_Toc226224207"/>
-      <w:bookmarkStart w:id="82" w:name="_Toc226225199"/>
+      <w:bookmarkStart w:id="80" w:name="_Toc226224207"/>
+      <w:bookmarkStart w:id="81" w:name="_Toc226225199"/>
       <w:r>
         <w:t>2.1</w:t>
       </w:r>
@@ -14650,8 +14648,8 @@
       <w:r>
         <w:t>Đánh giá sản phẩm</w:t>
       </w:r>
+      <w:bookmarkEnd w:id="80"/>
       <w:bookmarkEnd w:id="81"/>
-      <w:bookmarkEnd w:id="82"/>
     </w:p>
     <w:tbl>
       <w:tblPr>
@@ -15423,8 +15421,8 @@
         <w:keepNext w:val="0"/>
         <w:keepLines w:val="0"/>
       </w:pPr>
-      <w:bookmarkStart w:id="83" w:name="_Toc226224210"/>
-      <w:bookmarkStart w:id="84" w:name="_Toc226225200"/>
+      <w:bookmarkStart w:id="82" w:name="_Toc226224210"/>
+      <w:bookmarkStart w:id="83" w:name="_Toc226225200"/>
       <w:r>
         <w:t>2.1.1</w:t>
       </w:r>
@@ -15449,8 +15447,8 @@
       <w:r>
         <w:t>Quản lý người dùng</w:t>
       </w:r>
+      <w:bookmarkEnd w:id="82"/>
       <w:bookmarkEnd w:id="83"/>
-      <w:bookmarkEnd w:id="84"/>
     </w:p>
     <w:tbl>
       <w:tblPr>
@@ -16193,8 +16191,8 @@
         <w:keepNext w:val="0"/>
         <w:keepLines w:val="0"/>
       </w:pPr>
-      <w:bookmarkStart w:id="85" w:name="_Toc226224212"/>
-      <w:bookmarkStart w:id="86" w:name="_Toc226225201"/>
+      <w:bookmarkStart w:id="84" w:name="_Toc226224212"/>
+      <w:bookmarkStart w:id="85" w:name="_Toc226225201"/>
       <w:r>
         <w:t>2.1.1</w:t>
       </w:r>
@@ -16225,8 +16223,8 @@
         </w:rPr>
         <w:t>danh mục</w:t>
       </w:r>
+      <w:bookmarkEnd w:id="84"/>
       <w:bookmarkEnd w:id="85"/>
-      <w:bookmarkEnd w:id="86"/>
     </w:p>
     <w:tbl>
       <w:tblPr>
@@ -17110,8 +17108,8 @@
         <w:keepNext w:val="0"/>
         <w:keepLines w:val="0"/>
       </w:pPr>
-      <w:bookmarkStart w:id="87" w:name="_Toc226224215"/>
-      <w:bookmarkStart w:id="88" w:name="_Toc226225202"/>
+      <w:bookmarkStart w:id="86" w:name="_Toc226224215"/>
+      <w:bookmarkStart w:id="87" w:name="_Toc226225202"/>
       <w:r>
         <w:t>2.1</w:t>
       </w:r>
@@ -17139,8 +17137,8 @@
       <w:r>
         <w:t>sản phẩm</w:t>
       </w:r>
+      <w:bookmarkEnd w:id="86"/>
       <w:bookmarkEnd w:id="87"/>
-      <w:bookmarkEnd w:id="88"/>
     </w:p>
     <w:tbl>
       <w:tblPr>
@@ -18136,8 +18134,8 @@
         <w:keepNext w:val="0"/>
         <w:keepLines w:val="0"/>
       </w:pPr>
-      <w:bookmarkStart w:id="89" w:name="_Toc226224216"/>
-      <w:bookmarkStart w:id="90" w:name="_Toc226225203"/>
+      <w:bookmarkStart w:id="88" w:name="_Toc226224216"/>
+      <w:bookmarkStart w:id="89" w:name="_Toc226225203"/>
       <w:r>
         <w:t>2.1.1</w:t>
       </w:r>
@@ -18162,8 +18160,8 @@
       <w:r>
         <w:t>Quản lý đơn hàng</w:t>
       </w:r>
+      <w:bookmarkEnd w:id="88"/>
       <w:bookmarkEnd w:id="89"/>
-      <w:bookmarkEnd w:id="90"/>
     </w:p>
     <w:tbl>
       <w:tblPr>
@@ -19078,8 +19076,8 @@
         <w:keepNext w:val="0"/>
         <w:keepLines w:val="0"/>
       </w:pPr>
-      <w:bookmarkStart w:id="91" w:name="_Toc226224217"/>
-      <w:bookmarkStart w:id="92" w:name="_Toc226225204"/>
+      <w:bookmarkStart w:id="90" w:name="_Toc226224217"/>
+      <w:bookmarkStart w:id="91" w:name="_Toc226225204"/>
       <w:r>
         <w:t>2.1.1</w:t>
       </w:r>
@@ -19107,8 +19105,8 @@
         </w:rPr>
         <w:t>Quản lý voucher</w:t>
       </w:r>
+      <w:bookmarkEnd w:id="90"/>
       <w:bookmarkEnd w:id="91"/>
-      <w:bookmarkEnd w:id="92"/>
     </w:p>
     <w:tbl>
       <w:tblPr>
@@ -20012,8 +20010,8 @@
         <w:keepNext w:val="0"/>
         <w:keepLines w:val="0"/>
       </w:pPr>
-      <w:bookmarkStart w:id="93" w:name="_Toc226224223"/>
-      <w:bookmarkStart w:id="94" w:name="_Toc226225205"/>
+      <w:bookmarkStart w:id="92" w:name="_Toc226224223"/>
+      <w:bookmarkStart w:id="93" w:name="_Toc226225205"/>
       <w:r>
         <w:t>2.1.</w:t>
       </w:r>
@@ -20038,8 +20036,8 @@
       <w:r>
         <w:t>Báo cáo thống kê</w:t>
       </w:r>
+      <w:bookmarkEnd w:id="92"/>
       <w:bookmarkEnd w:id="93"/>
-      <w:bookmarkEnd w:id="94"/>
     </w:p>
     <w:tbl>
       <w:tblPr>
@@ -20727,8 +20725,8 @@
         <w:keepNext w:val="0"/>
         <w:keepLines w:val="0"/>
       </w:pPr>
-      <w:bookmarkStart w:id="95" w:name="_Toc226224226"/>
-      <w:bookmarkStart w:id="96" w:name="_Toc226225206"/>
+      <w:bookmarkStart w:id="94" w:name="_Toc226224226"/>
+      <w:bookmarkStart w:id="95" w:name="_Toc226225206"/>
       <w:r>
         <w:t>2.1</w:t>
       </w:r>
@@ -20759,8 +20757,8 @@
       <w:r>
         <w:t>Chatbot AI</w:t>
       </w:r>
+      <w:bookmarkEnd w:id="94"/>
       <w:bookmarkEnd w:id="95"/>
-      <w:bookmarkEnd w:id="96"/>
     </w:p>
     <w:tbl>
       <w:tblPr>
@@ -21499,8 +21497,8 @@
         <w:keepNext w:val="0"/>
         <w:keepLines w:val="0"/>
       </w:pPr>
-      <w:bookmarkStart w:id="97" w:name="_Toc226224232"/>
-      <w:bookmarkStart w:id="98" w:name="_Toc226225207"/>
+      <w:bookmarkStart w:id="96" w:name="_Toc226224232"/>
+      <w:bookmarkStart w:id="97" w:name="_Toc226225207"/>
       <w:r>
         <w:t>2.</w:t>
       </w:r>
@@ -21510,8 +21508,8 @@
       <w:r>
         <w:t>.Ưu tiên và ước tính</w:t>
       </w:r>
+      <w:bookmarkEnd w:id="96"/>
       <w:bookmarkEnd w:id="97"/>
-      <w:bookmarkEnd w:id="98"/>
     </w:p>
     <w:p>
       <w:pPr>
@@ -22209,7 +22207,7 @@
               <w:rPr>
                 <w:szCs w:val="26"/>
               </w:rPr>
-              <w:t>3</w:t>
+              <w:t>2</w:t>
             </w:r>
           </w:p>
         </w:tc>
@@ -22458,7 +22456,7 @@
               <w:rPr>
                 <w:szCs w:val="26"/>
               </w:rPr>
-              <w:t>3</w:t>
+              <w:t>2</w:t>
             </w:r>
           </w:p>
         </w:tc>
@@ -22582,7 +22580,7 @@
               <w:rPr>
                 <w:szCs w:val="26"/>
               </w:rPr>
-              <w:t>3</w:t>
+              <w:t>2</w:t>
             </w:r>
           </w:p>
         </w:tc>
@@ -22644,7 +22642,7 @@
               <w:rPr>
                 <w:szCs w:val="26"/>
               </w:rPr>
-              <w:t>3</w:t>
+              <w:t>2</w:t>
             </w:r>
           </w:p>
         </w:tc>
@@ -22706,7 +22704,7 @@
               <w:rPr>
                 <w:szCs w:val="26"/>
               </w:rPr>
-              <w:t>4</w:t>
+              <w:t>3</w:t>
             </w:r>
           </w:p>
         </w:tc>
@@ -22913,7 +22911,7 @@
               <w:rPr>
                 <w:szCs w:val="26"/>
               </w:rPr>
-              <w:t>4</w:t>
+              <w:t>3</w:t>
             </w:r>
           </w:p>
         </w:tc>
@@ -23309,7 +23307,7 @@
               <w:rPr>
                 <w:szCs w:val="26"/>
               </w:rPr>
-              <w:t>4</w:t>
+              <w:t>3</w:t>
             </w:r>
           </w:p>
         </w:tc>
@@ -23445,7 +23443,7 @@
               <w:rPr>
                 <w:szCs w:val="26"/>
               </w:rPr>
-              <w:t>2</w:t>
+              <w:t>3</w:t>
             </w:r>
           </w:p>
         </w:tc>
@@ -23458,8 +23456,8 @@
         <w:keepNext w:val="0"/>
         <w:keepLines w:val="0"/>
       </w:pPr>
-      <w:bookmarkStart w:id="99" w:name="_Toc226224233"/>
-      <w:bookmarkStart w:id="100" w:name="_Toc226225208"/>
+      <w:bookmarkStart w:id="98" w:name="_Toc226224233"/>
+      <w:bookmarkStart w:id="99" w:name="_Toc226225208"/>
       <w:r>
         <w:t>2.</w:t>
       </w:r>
@@ -23475,8 +23473,8 @@
       <w:r>
         <w:t>Chia theo từng Sprirnt</w:t>
       </w:r>
+      <w:bookmarkEnd w:id="98"/>
       <w:bookmarkEnd w:id="99"/>
-      <w:bookmarkEnd w:id="100"/>
     </w:p>
     <w:tbl>
       <w:tblPr>
@@ -23933,7 +23931,10 @@
         </w:tc>
       </w:tr>
     </w:tbl>
-    <w:p/>
+    <w:p>
+      <w:bookmarkStart w:id="100" w:name="_GoBack"/>
+      <w:bookmarkEnd w:id="100"/>
+    </w:p>
     <w:sectPr>
       <w:footerReference w:type="default" r:id="rId11"/>
       <w:pgSz w:w="12240" w:h="15840"/>
@@ -24006,7 +24007,7 @@
           <w:rPr>
             <w:noProof/>
           </w:rPr>
-          <w:t>4</w:t>
+          <w:t>28</w:t>
         </w:r>
         <w:r>
           <w:rPr>
@@ -30022,7 +30023,7 @@
 </file>
 
 <file path=customXml/itemProps1.xml><?xml version="1.0" encoding="utf-8"?>
-<ds:datastoreItem xmlns:ds="http://schemas.openxmlformats.org/officeDocument/2006/customXml" ds:itemID="{927A04A6-3BF5-449B-83D8-ED8997FCFCCE}">
+<ds:datastoreItem xmlns:ds="http://schemas.openxmlformats.org/officeDocument/2006/customXml" ds:itemID="{F6CEA275-6C89-4F1B-8AA4-EF47D5ED8213}">
   <ds:schemaRefs>
     <ds:schemaRef ds:uri="http://schemas.openxmlformats.org/officeDocument/2006/bibliography"/>
   </ds:schemaRefs>

--- a/docs/SCI_SE_4.Product-Backlog.docx
+++ b/docs/SCI_SE_4.Product-Backlog.docx
@@ -15909,23 +15909,38 @@
                 <w:rFonts w:eastAsiaTheme="majorEastAsia" w:cs="Times New Roman"/>
                 <w:szCs w:val="26"/>
               </w:rPr>
-              <w:t>Chọn người dùng cần xóa.</w:t>
-            </w:r>
-          </w:p>
-          <w:p>
-            <w:pPr>
-              <w:spacing w:line="360" w:lineRule="auto"/>
-              <w:rPr>
-                <w:rFonts w:eastAsiaTheme="majorEastAsia" w:cs="Times New Roman"/>
-                <w:szCs w:val="26"/>
-              </w:rPr>
-            </w:pPr>
+              <w:t xml:space="preserve">Chọn người dùng cần </w:t>
+            </w:r>
             <w:r>
               <w:rPr>
                 <w:rFonts w:eastAsiaTheme="majorEastAsia" w:cs="Times New Roman"/>
                 <w:szCs w:val="26"/>
                 <w:lang w:val="vi-VN"/>
               </w:rPr>
+              <w:t>khóa</w:t>
+            </w:r>
+            <w:r>
+              <w:rPr>
+                <w:rFonts w:eastAsiaTheme="majorEastAsia" w:cs="Times New Roman"/>
+                <w:szCs w:val="26"/>
+              </w:rPr>
+              <w:t>.</w:t>
+            </w:r>
+          </w:p>
+          <w:p>
+            <w:pPr>
+              <w:spacing w:line="360" w:lineRule="auto"/>
+              <w:rPr>
+                <w:rFonts w:eastAsiaTheme="majorEastAsia" w:cs="Times New Roman"/>
+                <w:szCs w:val="26"/>
+              </w:rPr>
+            </w:pPr>
+            <w:r>
+              <w:rPr>
+                <w:rFonts w:eastAsiaTheme="majorEastAsia" w:cs="Times New Roman"/>
+                <w:szCs w:val="26"/>
+                <w:lang w:val="vi-VN"/>
+              </w:rPr>
               <w:t xml:space="preserve">+ </w:t>
             </w:r>
             <w:r>
@@ -15933,23 +15948,39 @@
                 <w:rFonts w:eastAsiaTheme="majorEastAsia" w:cs="Times New Roman"/>
                 <w:szCs w:val="26"/>
               </w:rPr>
-              <w:t>Xác nhận thao tác xóa.</w:t>
-            </w:r>
-          </w:p>
-          <w:p>
-            <w:pPr>
-              <w:spacing w:line="360" w:lineRule="auto"/>
-              <w:rPr>
-                <w:rFonts w:eastAsiaTheme="majorEastAsia" w:cs="Times New Roman"/>
-                <w:szCs w:val="26"/>
-              </w:rPr>
-            </w:pPr>
+              <w:t xml:space="preserve">Xác nhận thao tác </w:t>
+            </w:r>
             <w:r>
               <w:rPr>
                 <w:rFonts w:eastAsiaTheme="majorEastAsia" w:cs="Times New Roman"/>
                 <w:szCs w:val="26"/>
                 <w:lang w:val="vi-VN"/>
               </w:rPr>
+              <w:t>khóa</w:t>
+            </w:r>
+            <w:r>
+              <w:rPr>
+                <w:rFonts w:eastAsiaTheme="majorEastAsia" w:cs="Times New Roman"/>
+                <w:szCs w:val="26"/>
+              </w:rPr>
+              <w:t>.</w:t>
+            </w:r>
+          </w:p>
+          <w:p>
+            <w:pPr>
+              <w:spacing w:line="360" w:lineRule="auto"/>
+              <w:rPr>
+                <w:rFonts w:eastAsiaTheme="majorEastAsia" w:cs="Times New Roman"/>
+                <w:szCs w:val="26"/>
+                <w:lang w:val="vi-VN"/>
+              </w:rPr>
+            </w:pPr>
+            <w:r>
+              <w:rPr>
+                <w:rFonts w:eastAsiaTheme="majorEastAsia" w:cs="Times New Roman"/>
+                <w:szCs w:val="26"/>
+                <w:lang w:val="vi-VN"/>
+              </w:rPr>
               <w:t xml:space="preserve">+ </w:t>
             </w:r>
             <w:r>
@@ -15957,23 +15988,55 @@
                 <w:rFonts w:eastAsiaTheme="majorEastAsia" w:cs="Times New Roman"/>
                 <w:szCs w:val="26"/>
               </w:rPr>
-              <w:t>Hệ thống xử lý xóa người dùng khỏi hệ thống.</w:t>
-            </w:r>
-          </w:p>
-          <w:p>
-            <w:pPr>
-              <w:spacing w:line="360" w:lineRule="auto"/>
-              <w:rPr>
-                <w:rFonts w:eastAsiaTheme="majorEastAsia" w:cs="Times New Roman"/>
-                <w:szCs w:val="26"/>
-              </w:rPr>
-            </w:pPr>
+              <w:t xml:space="preserve">Hệ thống xử lý </w:t>
+            </w:r>
             <w:r>
               <w:rPr>
                 <w:rFonts w:eastAsiaTheme="majorEastAsia" w:cs="Times New Roman"/>
                 <w:szCs w:val="26"/>
                 <w:lang w:val="vi-VN"/>
               </w:rPr>
+              <w:t xml:space="preserve">khóa </w:t>
+            </w:r>
+            <w:r>
+              <w:rPr>
+                <w:rFonts w:eastAsiaTheme="majorEastAsia" w:cs="Times New Roman"/>
+                <w:szCs w:val="26"/>
+              </w:rPr>
+              <w:t>ngườ</w:t>
+            </w:r>
+            <w:r>
+              <w:rPr>
+                <w:rFonts w:eastAsiaTheme="majorEastAsia" w:cs="Times New Roman"/>
+                <w:szCs w:val="26"/>
+              </w:rPr>
+              <w:t xml:space="preserve">i </w:t>
+            </w:r>
+            <w:r>
+              <w:rPr>
+                <w:rFonts w:eastAsiaTheme="majorEastAsia" w:cs="Times New Roman"/>
+                <w:szCs w:val="26"/>
+                <w:lang w:val="vi-VN"/>
+              </w:rPr>
+              <w:t>dùng.</w:t>
+            </w:r>
+            <w:bookmarkStart w:id="84" w:name="_GoBack"/>
+            <w:bookmarkEnd w:id="84"/>
+          </w:p>
+          <w:p>
+            <w:pPr>
+              <w:spacing w:line="360" w:lineRule="auto"/>
+              <w:rPr>
+                <w:rFonts w:eastAsiaTheme="majorEastAsia" w:cs="Times New Roman"/>
+                <w:szCs w:val="26"/>
+              </w:rPr>
+            </w:pPr>
+            <w:r>
+              <w:rPr>
+                <w:rFonts w:eastAsiaTheme="majorEastAsia" w:cs="Times New Roman"/>
+                <w:szCs w:val="26"/>
+                <w:lang w:val="vi-VN"/>
+              </w:rPr>
               <w:t xml:space="preserve">+ </w:t>
             </w:r>
             <w:r>
@@ -15981,7 +16044,22 @@
                 <w:rFonts w:eastAsiaTheme="majorEastAsia" w:cs="Times New Roman"/>
                 <w:szCs w:val="26"/>
               </w:rPr>
-              <w:t>Nếu thành công, hiển thị thông báo “Xóa thành công”.</w:t>
+              <w:t>Nếu thành công, hiển thị thông báo “</w:t>
+            </w:r>
+            <w:r>
+              <w:rPr>
+                <w:rFonts w:eastAsiaTheme="majorEastAsia" w:cs="Times New Roman"/>
+                <w:szCs w:val="26"/>
+                <w:lang w:val="vi-VN"/>
+              </w:rPr>
+              <w:t xml:space="preserve">Khóa </w:t>
+            </w:r>
+            <w:r>
+              <w:rPr>
+                <w:rFonts w:eastAsiaTheme="majorEastAsia" w:cs="Times New Roman"/>
+                <w:szCs w:val="26"/>
+              </w:rPr>
+              <w:t>thành công”.</w:t>
             </w:r>
           </w:p>
           <w:p>
@@ -16191,8 +16269,8 @@
         <w:keepNext w:val="0"/>
         <w:keepLines w:val="0"/>
       </w:pPr>
-      <w:bookmarkStart w:id="84" w:name="_Toc226224212"/>
-      <w:bookmarkStart w:id="85" w:name="_Toc226225201"/>
+      <w:bookmarkStart w:id="85" w:name="_Toc226224212"/>
+      <w:bookmarkStart w:id="86" w:name="_Toc226225201"/>
       <w:r>
         <w:t>2.1.1</w:t>
       </w:r>
@@ -16223,8 +16301,8 @@
         </w:rPr>
         <w:t>danh mục</w:t>
       </w:r>
-      <w:bookmarkEnd w:id="84"/>
       <w:bookmarkEnd w:id="85"/>
+      <w:bookmarkEnd w:id="86"/>
     </w:p>
     <w:tbl>
       <w:tblPr>
@@ -17108,8 +17186,8 @@
         <w:keepNext w:val="0"/>
         <w:keepLines w:val="0"/>
       </w:pPr>
-      <w:bookmarkStart w:id="86" w:name="_Toc226224215"/>
-      <w:bookmarkStart w:id="87" w:name="_Toc226225202"/>
+      <w:bookmarkStart w:id="87" w:name="_Toc226224215"/>
+      <w:bookmarkStart w:id="88" w:name="_Toc226225202"/>
       <w:r>
         <w:t>2.1</w:t>
       </w:r>
@@ -17137,8 +17215,8 @@
       <w:r>
         <w:t>sản phẩm</w:t>
       </w:r>
-      <w:bookmarkEnd w:id="86"/>
       <w:bookmarkEnd w:id="87"/>
+      <w:bookmarkEnd w:id="88"/>
     </w:p>
     <w:tbl>
       <w:tblPr>
@@ -18134,8 +18212,8 @@
         <w:keepNext w:val="0"/>
         <w:keepLines w:val="0"/>
       </w:pPr>
-      <w:bookmarkStart w:id="88" w:name="_Toc226224216"/>
-      <w:bookmarkStart w:id="89" w:name="_Toc226225203"/>
+      <w:bookmarkStart w:id="89" w:name="_Toc226224216"/>
+      <w:bookmarkStart w:id="90" w:name="_Toc226225203"/>
       <w:r>
         <w:t>2.1.1</w:t>
       </w:r>
@@ -18160,8 +18238,8 @@
       <w:r>
         <w:t>Quản lý đơn hàng</w:t>
       </w:r>
-      <w:bookmarkEnd w:id="88"/>
       <w:bookmarkEnd w:id="89"/>
+      <w:bookmarkEnd w:id="90"/>
     </w:p>
     <w:tbl>
       <w:tblPr>
@@ -19076,8 +19154,8 @@
         <w:keepNext w:val="0"/>
         <w:keepLines w:val="0"/>
       </w:pPr>
-      <w:bookmarkStart w:id="90" w:name="_Toc226224217"/>
-      <w:bookmarkStart w:id="91" w:name="_Toc226225204"/>
+      <w:bookmarkStart w:id="91" w:name="_Toc226224217"/>
+      <w:bookmarkStart w:id="92" w:name="_Toc226225204"/>
       <w:r>
         <w:t>2.1.1</w:t>
       </w:r>
@@ -19105,8 +19183,8 @@
         </w:rPr>
         <w:t>Quản lý voucher</w:t>
       </w:r>
-      <w:bookmarkEnd w:id="90"/>
       <w:bookmarkEnd w:id="91"/>
+      <w:bookmarkEnd w:id="92"/>
     </w:p>
     <w:tbl>
       <w:tblPr>
@@ -20010,8 +20088,8 @@
         <w:keepNext w:val="0"/>
         <w:keepLines w:val="0"/>
       </w:pPr>
-      <w:bookmarkStart w:id="92" w:name="_Toc226224223"/>
-      <w:bookmarkStart w:id="93" w:name="_Toc226225205"/>
+      <w:bookmarkStart w:id="93" w:name="_Toc226224223"/>
+      <w:bookmarkStart w:id="94" w:name="_Toc226225205"/>
       <w:r>
         <w:t>2.1.</w:t>
       </w:r>
@@ -20036,8 +20114,8 @@
       <w:r>
         <w:t>Báo cáo thống kê</w:t>
       </w:r>
-      <w:bookmarkEnd w:id="92"/>
       <w:bookmarkEnd w:id="93"/>
+      <w:bookmarkEnd w:id="94"/>
     </w:p>
     <w:tbl>
       <w:tblPr>
@@ -20725,8 +20803,8 @@
         <w:keepNext w:val="0"/>
         <w:keepLines w:val="0"/>
       </w:pPr>
-      <w:bookmarkStart w:id="94" w:name="_Toc226224226"/>
-      <w:bookmarkStart w:id="95" w:name="_Toc226225206"/>
+      <w:bookmarkStart w:id="95" w:name="_Toc226224226"/>
+      <w:bookmarkStart w:id="96" w:name="_Toc226225206"/>
       <w:r>
         <w:t>2.1</w:t>
       </w:r>
@@ -20757,8 +20835,8 @@
       <w:r>
         <w:t>Chatbot AI</w:t>
       </w:r>
-      <w:bookmarkEnd w:id="94"/>
       <w:bookmarkEnd w:id="95"/>
+      <w:bookmarkEnd w:id="96"/>
     </w:p>
     <w:tbl>
       <w:tblPr>
@@ -21497,8 +21575,8 @@
         <w:keepNext w:val="0"/>
         <w:keepLines w:val="0"/>
       </w:pPr>
-      <w:bookmarkStart w:id="96" w:name="_Toc226224232"/>
-      <w:bookmarkStart w:id="97" w:name="_Toc226225207"/>
+      <w:bookmarkStart w:id="97" w:name="_Toc226224232"/>
+      <w:bookmarkStart w:id="98" w:name="_Toc226225207"/>
       <w:r>
         <w:t>2.</w:t>
       </w:r>
@@ -21508,8 +21586,8 @@
       <w:r>
         <w:t>.Ưu tiên và ước tính</w:t>
       </w:r>
-      <w:bookmarkEnd w:id="96"/>
       <w:bookmarkEnd w:id="97"/>
+      <w:bookmarkEnd w:id="98"/>
     </w:p>
     <w:p>
       <w:pPr>
@@ -23456,8 +23534,8 @@
         <w:keepNext w:val="0"/>
         <w:keepLines w:val="0"/>
       </w:pPr>
-      <w:bookmarkStart w:id="98" w:name="_Toc226224233"/>
-      <w:bookmarkStart w:id="99" w:name="_Toc226225208"/>
+      <w:bookmarkStart w:id="99" w:name="_Toc226224233"/>
+      <w:bookmarkStart w:id="100" w:name="_Toc226225208"/>
       <w:r>
         <w:t>2.</w:t>
       </w:r>
@@ -23473,8 +23551,8 @@
       <w:r>
         <w:t>Chia theo từng Sprirnt</w:t>
       </w:r>
-      <w:bookmarkEnd w:id="98"/>
       <w:bookmarkEnd w:id="99"/>
+      <w:bookmarkEnd w:id="100"/>
     </w:p>
     <w:tbl>
       <w:tblPr>
@@ -23931,10 +24009,7 @@
         </w:tc>
       </w:tr>
     </w:tbl>
-    <w:p>
-      <w:bookmarkStart w:id="100" w:name="_GoBack"/>
-      <w:bookmarkEnd w:id="100"/>
-    </w:p>
+    <w:p/>
     <w:sectPr>
       <w:footerReference w:type="default" r:id="rId11"/>
       <w:pgSz w:w="12240" w:h="15840"/>
@@ -24007,7 +24082,7 @@
           <w:rPr>
             <w:noProof/>
           </w:rPr>
-          <w:t>28</w:t>
+          <w:t>20</w:t>
         </w:r>
         <w:r>
           <w:rPr>
@@ -30023,7 +30098,7 @@
 </file>
 
 <file path=customXml/itemProps1.xml><?xml version="1.0" encoding="utf-8"?>
-<ds:datastoreItem xmlns:ds="http://schemas.openxmlformats.org/officeDocument/2006/customXml" ds:itemID="{F6CEA275-6C89-4F1B-8AA4-EF47D5ED8213}">
+<ds:datastoreItem xmlns:ds="http://schemas.openxmlformats.org/officeDocument/2006/customXml" ds:itemID="{5132B390-4B25-48E7-9E12-1D3E1146F26A}">
   <ds:schemaRefs>
     <ds:schemaRef ds:uri="http://schemas.openxmlformats.org/officeDocument/2006/bibliography"/>
   </ds:schemaRefs>
